--- a/Rapports_mensuels/Mois2026_02/ipc_note_08_fr_2026_02.docx
+++ b/Rapports_mensuels/Mois2026_02/ipc_note_08_fr_2026_02.docx
@@ -39,7 +39,7 @@
         <w:pStyle w:val="ipccorps"/>
       </w:pPr>
       <w:r>
-        <w:t xml:space="preserve">De même la variation mensuelle de l’indice des produits non alimentaires a accru de 0.2% en raison de la hausse des prix des divisions suivantes : des «Transports» de 1.2 %, des «Biens Et Services Divers» de 0.7 %. Aussi la baisse des «Articles D’Habillement Et Chaussures» de -0.5 %, des «Communications» de -0.3 %, des «Meubles, Articles De Menage Et Entretien Courant Du Foyer» et des «Santé» de -0.1 % et la stagnation des indices des autres</w:t>
+        <w:t xml:space="preserve">De même la variation mensuelle de l’indice des produits non alimentaires a accru de 0.2% en raison de la hausse des prix des divisions suivantes : des «Transports» de 1.2 %, des «Biens Et Services Divers» de 0.7 %. Aussi la baisse des prix des «Articles D’Habillement Et Chaussures» de -0.5 %, des «Communications» de -0.3 %, des «Meubles, Articles De Menage Et Entretien Courant Du Foyer» et des «Santé» de -0.1 % et la stagnation des indices des autres</w:t>
       </w:r>
       <w:r>
         <w:t xml:space="preserve"> </w:t>
@@ -89,7 +89,7 @@
         <w:pStyle w:val="ipccorps"/>
       </w:pPr>
       <w:r>
-        <w:t xml:space="preserve">De même, la variation annuelle de l’indice des produits non alimentaires a augmenté de 1.2%.</w:t>
+        <w:t xml:space="preserve">De même, la variation annuelle de l’indice des produits non alimentaires a augmenté de 1.2%. Alors que la variation des prix des divisions qui constituent les produits non alimentaires a fluctué entre une diminution de la division des «Transports» de -4.5 % et une augumentation de la division de «l’Enseignement» de 10.9 %</w:t>
       </w:r>
     </w:p>
     <w:p>

--- a/Rapports_mensuels/Mois2026_02/ipc_note_08_fr_2026_02.docx
+++ b/Rapports_mensuels/Mois2026_02/ipc_note_08_fr_2026_02.docx
@@ -31,7 +31,17 @@
         <w:pStyle w:val="ipccorps"/>
       </w:pPr>
       <w:r>
-        <w:t xml:space="preserve">Sur un mois, l’indice des prix des produits alimentaires a augumenté de 2.3% en Février 2026 par rapport à Janvier 2026 résultat de la hausse des prix des «Poisson Et Fruits De Mer» de 6.9 %, des «Legumes» de 5.9 %, des «Fruits» de 5.5 %, des «Cafe et The Et Cacao» de 2.3 %, des «Viande» de 2 %, des «Pain Et Cereales» de 0.7 %, des «Produits Alimentaires N.C.A.» de 0.4 %, des «Lait et Fromage Et Oeufs» de 0.3 %.</w:t>
+        <w:rPr>
+          <w:b/>
+          <w:bCs/>
+        </w:rPr>
+        <w:t xml:space="preserve">Sur un mois,</w:t>
+      </w:r>
+      <w:r>
+        <w:t xml:space="preserve"> </w:t>
+      </w:r>
+      <w:r>
+        <w:t xml:space="preserve">l’indice des prix des produits alimentaires a augmenté de 2.3% en Février 2026 par rapport à Janvier 2026, résultat de la hausse des prix des «Poisson et fruits de mer» de 6.9%, des «Légumes» de 5.9%, des «Fruits» de 5.5%, du «Café et thé et cacao» de 2.3%, des «Viande» de 2%, des «Pain et céréales» et des «Services de restauration» de 0.7%, des «Produits alimentaires n.c.a.» de 0.4% et du «Lait et fromage et œufs» de 0.3%.</w:t>
       </w:r>
     </w:p>
     <w:p>
@@ -39,7 +49,7 @@
         <w:pStyle w:val="ipccorps"/>
       </w:pPr>
       <w:r>
-        <w:t xml:space="preserve">De même la variation mensuelle de l’indice des produits non alimentaires a accru de 0.2% en raison de la hausse des prix des divisions suivantes : des «Transports» de 1.2 %, des «Biens Et Services Divers» de 0.7 %. Aussi la baisse des prix des «Articles D’Habillement Et Chaussures» de -0.5 %, des «Communications» de -0.3 %, des «Meubles, Articles De Menage Et Entretien Courant Du Foyer» et des «Santé» de -0.1 % et la stagnation des indices des autres</w:t>
+        <w:t xml:space="preserve">De même, la variation mensuelle de l’indice des produits non alimentaires a accru de 0.2% en raison de la hausse des prix des divisions suivantes: des «Transports» de 1.2% et des «Biens et services divers» de 0.7%. Aussi la baisse des prix des divisions suivantes : des «Articles d’habillement et chaussures» de 0.5%, des «Communications» de 0.3% et des «Meubles, articles de ménage et entretien courant du foyer» et des «Santé» de 0.1%. Ainsi que, la stagnation des indices des autres</w:t>
       </w:r>
       <w:r>
         <w:t xml:space="preserve"> </w:t>
@@ -69,13 +79,13 @@
         <w:t xml:space="preserve"> </w:t>
       </w:r>
       <w:r>
-        <w:t xml:space="preserve">a accru de 0.1% en Février 2026, par rapport à Février 2025, sous l’effet de l’augmentation des</w:t>
+        <w:t xml:space="preserve">a accru de 0.1% en Février 2026 par rapport à Février 2025, sous l’effet de l’augmentation des</w:t>
       </w:r>
       <w:r>
         <w:t xml:space="preserve"> </w:t>
       </w:r>
       <w:r>
-        <w:t xml:space="preserve">prix des «Poisson Et Fruits De Mer» de 15.4 %, des «Legumes» de 14.4 %, des «Cafe et The Et Cacao» de 6.2 %, des «Fruits» de 4.5 %, des «Tabac» de 3.7 %, des «Produits Alimentaires N.C.A.» de 1 %, des «Sucre, Confiture, Miel et Chocolat Et Confeserie» de 0.8 %. Par ailleurs, la diminution des prix des «Huiles Et Graisses» de -14.3 %, des «Viande» de -7.4 %, des «Lait et Fromage Et Oeufs» de -0.8 %, des «Pain Et Cereales» de -0.6 % et la stagnation des prix des «Eaux Minerales, Boissons Rafraichissantes et Jus De Fruits Et De Legumes (Nd)» n’ont pas affecté l’évolution</w:t>
+        <w:t xml:space="preserve">prix des «Poisson et fruits de mer» de 15.4%, des «Légumes» de 14.4%, du «Café et thé et cacao» de 6.2%, des «Fruits» de 4.5%, des «Tabac» de 3.7%, des «Produits alimentaires n.c.a.» de 1% et des «Sucre, confiture, miel et chocolat et confiserie» de 0.8%. Par ailleurs, la diminution des prix des «Huiles et graisses» de 14.3%, des «Viande» de 7.4%, du «Lait et fromage et œufs» de 0.8% et des «Pain et céréales» et des «Services de restauration» de 0.6% et la stagnation des prix des «Eaux minerales, boissons rafraichissantes et jus de fruits et de légumes (nd)» de 0% n’ont pas affecté l’évolution</w:t>
       </w:r>
       <w:r>
         <w:t xml:space="preserve"> </w:t>
@@ -89,7 +99,7 @@
         <w:pStyle w:val="ipccorps"/>
       </w:pPr>
       <w:r>
-        <w:t xml:space="preserve">De même, la variation annuelle de l’indice des produits non alimentaires a augmenté de 1.2%. Alors que la variation des prix des divisions qui constituent les produits non alimentaires a fluctué entre une diminution de la division des «Transports» de -4.5 % et une augumentation de la division de «l’Enseignement» de 10.9 %</w:t>
+        <w:t xml:space="preserve">De même, la variation annuelle de l’indice des produits non alimentaires a augmenté de 1.2%. Alors que la variation des prix des divisions qui constituent les produits non alimentaires a fluctué entre une diminution de la division des «Transports» de 4.5% et une augumentation de la division des «Enseignement» de 10.9%</w:t>
       </w:r>
     </w:p>
     <w:p>
